--- a/05_FINALNO_ZA_PREDAJU/01_REPORT_FINAL_OBJEDINJENO.docx
+++ b/05_FINALNO_ZA_PREDAJU/01_REPORT_FINAL_OBJEDINJENO.docx
@@ -3338,572 +3338,443 @@
     </w:p>
     <w:p>
       <w:pPr>
-        <w:keepNext/>
-        <w:spacing w:before="0" w:after="60" w:line="240" w:lineRule="auto"/>
-        <w:rPr>
-          <w:rFonts w:hint="eastAsia"/>
-        </w:rPr>
-      </w:pPr>
-      <w:r>
-        <w:rPr>
-          <w:rFonts w:eastAsia="Georgia"/>
-          <w:b/>
-          <w:color w:val="634984"/>
-          <w:sz w:val="34"/>
-        </w:rPr>
-        <w:t>8. provjera u vivadu</w:t>
-      </w:r>
-    </w:p>
-    <w:p>
-      <w:pPr>
-        <w:spacing w:after="60" w:line="240" w:lineRule="auto" w:before="0"/>
-        <w:rPr>
-          <w:rFonts w:hint="eastAsia"/>
-        </w:rPr>
-      </w:pPr>
-      <w:r>
-        <w:rPr>
-          <w:rFonts w:eastAsia="Georgia"/>
-        </w:rPr>
-        <w:t>Provjera projekta u Vivadu radi se kroz Behavioral Simulation, gdje je top testbench TOP_testovi. Testbench ucitava program u instrukcionu memoriju, upisuje pocetne podatke u data memoriju i zatim prati store operacije koje procesor pravi</w:t>
-      </w:r>
-    </w:p>
-    <w:p>
-      <w:pPr>
-        <w:spacing w:after="60" w:line="240" w:lineRule="auto" w:before="0"/>
-        <w:rPr>
-          <w:rFonts w:hint="eastAsia"/>
-        </w:rPr>
-      </w:pPr>
-      <w:r>
-        <w:rPr>
-          <w:rFonts w:eastAsia="Georgia"/>
-        </w:rPr>
-        <w:t>Ako je simulacija uspjesna, u Tcl konzoli treba da se pojavi poruka za scenario koji je pokrenut:</w:t>
-      </w:r>
-    </w:p>
-    <w:p>
-      <w:pPr>
-        <w:spacing w:after="60" w:line="240" w:lineRule="auto" w:before="0"/>
-        <w:rPr>
-          <w:rFonts w:hint="eastAsia"/>
-        </w:rPr>
-      </w:pPr>
-      <w:r>
-        <w:rPr>
-          <w:rFonts w:eastAsia="Georgia"/>
-        </w:rPr>
-        <w:t>- za osnovni RV32I scenario: rv32i regression CPU test passed</w:t>
-      </w:r>
-    </w:p>
-    <w:p>
-      <w:pPr>
-        <w:spacing w:after="60" w:line="240" w:lineRule="auto" w:before="0"/>
-        <w:rPr>
-          <w:rFonts w:hint="eastAsia"/>
-        </w:rPr>
-      </w:pPr>
-      <w:r>
-        <w:rPr>
-          <w:rFonts w:eastAsia="Georgia"/>
-        </w:rPr>
-        <w:t>- za Zbb scenario: Zbb CPU demo test passed</w:t>
-      </w:r>
-    </w:p>
-    <w:p>
-      <w:pPr>
-        <w:spacing w:after="60" w:line="240" w:lineRule="auto" w:before="0"/>
-        <w:rPr>
-          <w:rFonts w:hint="eastAsia"/>
-        </w:rPr>
-      </w:pPr>
-      <w:r>
-        <w:rPr>
-          <w:rFonts w:eastAsia="Georgia"/>
-        </w:rPr>
-        <w:t>- za prosireni scenario: Extended CPU demo test passed</w:t>
-      </w:r>
-    </w:p>
-    <w:p>
-      <w:pPr>
-        <w:spacing w:after="60" w:line="240" w:lineRule="auto" w:before="0"/>
-        <w:rPr>
-          <w:rFonts w:hint="eastAsia"/>
-        </w:rPr>
-      </w:pPr>
-      <w:r>
-        <w:rPr>
-          <w:rFonts w:eastAsia="Georgia"/>
-        </w:rPr>
-        <w:t>Ako adresa ili podatak kod store operacije nisu tacni, testbench prekida simulaciju preko assert failure poruke. Zbog toga je za provjeru najbitnije gledati Tcl konzolu i waveform signale PC-a, instrukcije, ALU operacije, write enable signala i podataka koji se upisuju u memoriju</w:t>
-      </w:r>
-    </w:p>
-    <w:p>
-      <w:pPr>
-        <w:spacing w:before="120" w:after="80" w:line="240" w:lineRule="auto"/>
+        <w:spacing w:after="160" w:before="160" w:line="252" w:lineRule="auto"/>
       </w:pPr>
       <w:r>
         <w:rPr>
           <w:rFonts w:ascii="Calibri" w:hAnsi="Calibri"/>
           <w:b/>
-          <w:sz w:val="24"/>
+          <w:i w:val="0"/>
+          <w:color w:val="0B2E6D"/>
+          <w:sz w:val="30"/>
         </w:rPr>
-        <w:t>8.1 rezultati provjere (09.05.2026)</w:t>
+        <w:t>8. provjera i rezultati testova</w:t>
       </w:r>
     </w:p>
     <w:p>
       <w:pPr>
-        <w:spacing w:before="0" w:after="60" w:line="240" w:lineRule="auto"/>
+        <w:spacing w:after="80" w:before="0" w:line="252" w:lineRule="auto"/>
       </w:pPr>
       <w:r>
         <w:rPr>
           <w:rFonts w:ascii="Calibri" w:hAnsi="Calibri"/>
           <w:b w:val="0"/>
-          <w:sz w:val="22"/>
+          <w:i w:val="0"/>
+          <w:color w:val="111111"/>
+          <w:sz w:val="21"/>
         </w:rPr>
-        <w:t>Projekat je pokrenut i provjeren kompletno iz batch okruzenja. Dokaz nije samo otvaranje projekta, nego sinteza plus testbench poruke koje nastaju tek kada su ocekivani store rezultati prosli bez assert failure greske.</w:t>
+        <w:t>Na kraju projekta provjera je svedena na dvije prenosive skripte: jedna pravi Vivado projekat iz GUI-ja, a druga pokrece GHDL testove iz komandne linije. U skriptama nema mojih lokalnih Windows putanja, tako da se folder moze poslati i otvoriti na drugom racunaru.</w:t>
       </w:r>
     </w:p>
     <w:p>
       <w:pPr>
-        <w:spacing w:before="0" w:after="60" w:line="240" w:lineRule="auto"/>
+        <w:spacing w:after="100" w:before="160" w:line="252" w:lineRule="auto"/>
+      </w:pPr>
+      <w:r>
+        <w:rPr>
+          <w:rFonts w:ascii="Calibri" w:hAnsi="Calibri"/>
+          <w:b/>
+          <w:i w:val="0"/>
+          <w:color w:val="0B2E6D"/>
+          <w:sz w:val="25"/>
+        </w:rPr>
+        <w:t>8.1 pokretanje Vivado projekta</w:t>
+      </w:r>
+    </w:p>
+    <w:p>
+      <w:pPr>
+        <w:spacing w:after="80" w:before="0" w:line="252" w:lineRule="auto"/>
       </w:pPr>
       <w:r>
         <w:rPr>
           <w:rFonts w:ascii="Calibri" w:hAnsi="Calibri"/>
           <w:b w:val="0"/>
-          <w:sz w:val="22"/>
+          <w:i w:val="0"/>
+          <w:color w:val="111111"/>
+          <w:sz w:val="21"/>
         </w:rPr>
-        <w:t>Pokrenute komande:</w:t>
+        <w:t>Vivado projekat se ne salje kao rucno pravljen lokalni .xpr, nego se ponovo napravi iz Tcl skripte. U Vivado GUI-ju treba izabrati Tools -&gt; Run Tcl Script... i pokrenuti skriptu iz glavnog projektnog foldera:</w:t>
       </w:r>
     </w:p>
     <w:p>
       <w:pPr>
-        <w:spacing w:before="0" w:after="60" w:line="240" w:lineRule="auto"/>
+        <w:spacing w:after="100" w:before="40" w:line="252" w:lineRule="auto"/>
+        <w:ind w:left="259"/>
+      </w:pPr>
+      <w:r>
+        <w:rPr>
+          <w:rFonts w:ascii="Courier New" w:hAnsi="Courier New"/>
+          <w:color w:val="000000"/>
+          <w:sz w:val="17"/>
+        </w:rPr>
+        <w:t>03_PROJEKAT_RISCV_VHDL_ZBB/RISCV.tcl</w:t>
+      </w:r>
+    </w:p>
+    <w:p>
+      <w:pPr>
+        <w:spacing w:after="80" w:before="0" w:line="252" w:lineRule="auto"/>
       </w:pPr>
       <w:r>
         <w:rPr>
           <w:rFonts w:ascii="Calibri" w:hAnsi="Calibri"/>
           <w:b w:val="0"/>
-          <w:sz w:val="22"/>
+          <w:i w:val="0"/>
+          <w:color w:val="111111"/>
+          <w:sz w:val="21"/>
         </w:rPr>
-        <w:t>- GHDL: powershell -ExecutionPolicy Bypass -File .\scripts\run_ghdl_tests.ps1 -Scenario all</w:t>
+        <w:t>Skripta sama nadje svoj folder, napravi projekat u rv32i/vivado_projekat, doda VHDL izvore, testbench fajlove i test programe, postavi TOP_RISCV kao glavni modul i TOP_testovi kao simulacioni top. Poslije toga je projekat vec otvoren u Vivado GUI-ju, a simulacija se moze pokrenuti kroz Flow Navigator -&gt; Simulation -&gt; Run Simulation -&gt; Run Behavioral Simulation.</w:t>
       </w:r>
     </w:p>
     <w:p>
       <w:pPr>
-        <w:spacing w:before="0" w:after="60" w:line="240" w:lineRule="auto"/>
+        <w:spacing w:after="80" w:before="0" w:line="252" w:lineRule="auto"/>
       </w:pPr>
       <w:r>
         <w:rPr>
           <w:rFonts w:ascii="Calibri" w:hAnsi="Calibri"/>
           <w:b w:val="0"/>
-          <w:sz w:val="22"/>
+          <w:i w:val="0"/>
+          <w:color w:val="111111"/>
+          <w:sz w:val="21"/>
         </w:rPr>
-        <w:t>- Vivado: powershell -ExecutionPolicy Bypass -File .\scripts\run_vivado_checks.ps1 -Scenario all</w:t>
+        <w:t>Podrazumijevani GUI scenario u skripti je Zbb demo: SCENARIO_ID_G=1 i PROGRAM_PATH_G=../../../../../testovi/test_programi/zbb_demo.txt. Za ostale scenarije koriste se isti testbench i isti programi iz rv32i/testovi/test_programi.</w:t>
       </w:r>
     </w:p>
     <w:p>
       <w:pPr>
-        <w:spacing w:before="0" w:after="60" w:line="240" w:lineRule="auto"/>
+        <w:spacing w:after="100" w:before="160" w:line="252" w:lineRule="auto"/>
+      </w:pPr>
+      <w:r>
+        <w:rPr>
+          <w:rFonts w:ascii="Calibri" w:hAnsi="Calibri"/>
+          <w:b/>
+          <w:i w:val="0"/>
+          <w:color w:val="0B2E6D"/>
+          <w:sz w:val="25"/>
+        </w:rPr>
+        <w:t>8.2 pokretanje GHDL testova</w:t>
+      </w:r>
+    </w:p>
+    <w:p>
+      <w:pPr>
+        <w:spacing w:after="80" w:before="0" w:line="252" w:lineRule="auto"/>
       </w:pPr>
       <w:r>
         <w:rPr>
           <w:rFonts w:ascii="Calibri" w:hAnsi="Calibri"/>
           <w:b w:val="0"/>
-          <w:sz w:val="22"/>
+          <w:i w:val="0"/>
+          <w:color w:val="111111"/>
+          <w:sz w:val="21"/>
         </w:rPr>
-        <w:t>Rezultat provjere:</w:t>
+        <w:t>Za brzu provjeru bez Vivado GUI-ja koristi se PowerShell skripta:</w:t>
       </w:r>
     </w:p>
     <w:p>
       <w:pPr>
-        <w:spacing w:before="0" w:after="60" w:line="240" w:lineRule="auto"/>
+        <w:spacing w:after="100" w:before="40" w:line="252" w:lineRule="auto"/>
+        <w:ind w:left="259"/>
+      </w:pPr>
+      <w:r>
+        <w:rPr>
+          <w:rFonts w:ascii="Courier New" w:hAnsi="Courier New"/>
+          <w:color w:val="000000"/>
+          <w:sz w:val="17"/>
+        </w:rPr>
+        <w:t>powershell -ExecutionPolicy Bypass -File .\scripts\run_ghdl_tests.ps1 -Scenario all</w:t>
+      </w:r>
+    </w:p>
+    <w:p>
+      <w:pPr>
+        <w:spacing w:after="80" w:before="0" w:line="252" w:lineRule="auto"/>
       </w:pPr>
       <w:r>
         <w:rPr>
           <w:rFonts w:ascii="Calibri" w:hAnsi="Calibri"/>
           <w:b w:val="0"/>
-          <w:sz w:val="22"/>
+          <w:i w:val="0"/>
+          <w:color w:val="111111"/>
+          <w:sz w:val="21"/>
         </w:rPr>
-        <w:t>- Vivado 2025.2, ciljna komponenta xc7z010clg400-1</w:t>
+        <w:t>Skripta kompajlira sve VHDL fajlove sa --std=08 i pokrece cetiri provjere: ALU prosirene operacije, Zbb CPU demo, prosireni CPU demo i RV32I regresioni test. Rezultat se upisuje u output/ghdl_latest.log.</w:t>
       </w:r>
     </w:p>
     <w:p>
       <w:pPr>
-        <w:spacing w:before="0" w:after="60" w:line="240" w:lineRule="auto"/>
+        <w:spacing w:after="100" w:before="160" w:line="252" w:lineRule="auto"/>
+      </w:pPr>
+      <w:r>
+        <w:rPr>
+          <w:rFonts w:ascii="Calibri" w:hAnsi="Calibri"/>
+          <w:b/>
+          <w:i w:val="0"/>
+          <w:color w:val="0B2E6D"/>
+          <w:sz w:val="25"/>
+        </w:rPr>
+        <w:t>8.3 dokaz rezultata</w:t>
+      </w:r>
+    </w:p>
+    <w:p>
+      <w:pPr>
+        <w:spacing w:after="80" w:before="0" w:line="252" w:lineRule="auto"/>
       </w:pPr>
       <w:r>
         <w:rPr>
           <w:rFonts w:ascii="Calibri" w:hAnsi="Calibri"/>
           <w:b w:val="0"/>
-          <w:sz w:val="22"/>
+          <w:i w:val="0"/>
+          <w:color w:val="111111"/>
+          <w:sz w:val="21"/>
         </w:rPr>
-        <w:t>- sinteza: SYNTH_STATUS=synth_design Complete!</w:t>
+        <w:t>GHDL provjera je ponovo pokrenuta nad trenutnim projektom. Relevantne pass poruke iz loga su:</w:t>
       </w:r>
     </w:p>
     <w:p>
       <w:pPr>
-        <w:spacing w:before="0" w:after="60" w:line="240" w:lineRule="auto"/>
+        <w:spacing w:after="100" w:before="40" w:line="252" w:lineRule="auto"/>
+        <w:ind w:left="259"/>
+      </w:pPr>
+      <w:r>
+        <w:rPr>
+          <w:rFonts w:ascii="Courier New" w:hAnsi="Courier New"/>
+          <w:color w:val="000000"/>
+          <w:sz w:val="17"/>
+        </w:rPr>
+        <w:t>ALU extended tests passed</w:t>
+        <w:br/>
+        <w:t>Zbb CPU demo test passed</w:t>
+        <w:br/>
+        <w:t>Extended CPU demo test passed</w:t>
+        <w:br/>
+        <w:t>rv32i regression CPU test passed</w:t>
+        <w:br/>
+        <w:t>Svi trazeni GHDL testovi su prosli.</w:t>
+      </w:r>
+    </w:p>
+    <w:p>
+      <w:pPr>
+        <w:spacing w:after="80" w:before="0" w:line="252" w:lineRule="auto"/>
       </w:pPr>
       <w:r>
         <w:rPr>
           <w:rFonts w:ascii="Calibri" w:hAnsi="Calibri"/>
           <w:b w:val="0"/>
-          <w:sz w:val="22"/>
+          <w:i w:val="0"/>
+          <w:color w:val="111111"/>
+          <w:sz w:val="21"/>
         </w:rPr>
-        <w:t>- ALU test: ALU extended tests passed</w:t>
+        <w:t>Vivado dokaz je sacuvan u output/vivado_latest.log. U njemu se vidi da je sinteza prosla i da su simulacioni scenariji zavrseni bez pada testa:</w:t>
       </w:r>
     </w:p>
     <w:p>
       <w:pPr>
-        <w:spacing w:before="0" w:after="60" w:line="240" w:lineRule="auto"/>
+        <w:spacing w:after="100" w:before="40" w:line="252" w:lineRule="auto"/>
+        <w:ind w:left="259"/>
+      </w:pPr>
+      <w:r>
+        <w:rPr>
+          <w:rFonts w:ascii="Courier New" w:hAnsi="Courier New"/>
+          <w:color w:val="000000"/>
+          <w:sz w:val="17"/>
+        </w:rPr>
+        <w:t>SYNTH_STATUS=synth_design Complete!</w:t>
+        <w:br/>
+        <w:t>Note: ALU extended tests passed</w:t>
+        <w:br/>
+        <w:t>Note: Zbb CPU demo test passed</w:t>
+        <w:br/>
+        <w:t>Note: rv32i regression CPU test passed</w:t>
+        <w:br/>
+        <w:t>Note: Extended CPU demo test passed</w:t>
+        <w:br/>
+        <w:t>Vivado checks completed successfully.</w:t>
+      </w:r>
+    </w:p>
+    <w:p>
+      <w:pPr>
+        <w:spacing w:after="80" w:before="0" w:line="252" w:lineRule="auto"/>
       </w:pPr>
       <w:r>
         <w:rPr>
           <w:rFonts w:ascii="Calibri" w:hAnsi="Calibri"/>
           <w:b w:val="0"/>
-          <w:sz w:val="22"/>
+          <w:i w:val="0"/>
+          <w:color w:val="111111"/>
+          <w:sz w:val="21"/>
         </w:rPr>
-        <w:t>- Zbb CPU demo: Zbb CPU demo test passed</w:t>
+        <w:t>U logovima se mogu pojaviti numeric_std metavalue upozorenja na pocetku simulacije. To su upozorenja zbog pocetnih nepoznatih vrijednosti signala i nisu pad testa. Pravi pad bi se vidio kroz assert/error i skripta se tada ne bi zavrsila pass porukom.</w:t>
       </w:r>
     </w:p>
     <w:p>
       <w:pPr>
-        <w:spacing w:before="0" w:after="60" w:line="240" w:lineRule="auto"/>
+        <w:spacing w:after="100" w:before="160" w:line="252" w:lineRule="auto"/>
+      </w:pPr>
+      <w:r>
+        <w:rPr>
+          <w:rFonts w:ascii="Calibri" w:hAnsi="Calibri"/>
+          <w:b/>
+          <w:i w:val="0"/>
+          <w:color w:val="0B2E6D"/>
+          <w:sz w:val="25"/>
+        </w:rPr>
+        <w:t>8.4 waveform dokaz iz Vivada</w:t>
+      </w:r>
+    </w:p>
+    <w:p>
+      <w:pPr>
+        <w:spacing w:after="80" w:before="0" w:line="252" w:lineRule="auto"/>
       </w:pPr>
       <w:r>
         <w:rPr>
           <w:rFonts w:ascii="Calibri" w:hAnsi="Calibri"/>
           <w:b w:val="0"/>
-          <w:sz w:val="22"/>
+          <w:i w:val="0"/>
+          <w:color w:val="111111"/>
+          <w:sz w:val="21"/>
         </w:rPr>
-        <w:t>- RV32I regresija: rv32i regression CPU test passed</w:t>
+        <w:t>Na sljedecim slikama je Vivado waveform iz behavioral simulacije. Oznake na slici izdvajaju dijelove koji su bitni za dokaz rada testbencha.</w:t>
       </w:r>
     </w:p>
     <w:p>
       <w:pPr>
-        <w:spacing w:before="0" w:after="60" w:line="240" w:lineRule="auto"/>
+        <w:spacing w:after="40"/>
+        <w:jc w:val="center"/>
+      </w:pPr>
+      <w:r>
+        <w:drawing>
+          <wp:inline xmlns:a="http://schemas.openxmlformats.org/drawingml/2006/main" xmlns:pic="http://schemas.openxmlformats.org/drawingml/2006/picture">
+            <wp:extent cx="5806440" cy="2805837"/>
+            <wp:docPr id="3" name="Picture 3"/>
+            <wp:cNvGraphicFramePr>
+              <a:graphicFrameLocks noChangeAspect="1"/>
+            </wp:cNvGraphicFramePr>
+            <a:graphic>
+              <a:graphicData uri="http://schemas.openxmlformats.org/drawingml/2006/picture">
+                <pic:pic>
+                  <pic:nvPicPr>
+                    <pic:cNvPr id="0" name="vivado_waveform_01_annotated.png"/>
+                    <pic:cNvPicPr/>
+                  </pic:nvPicPr>
+                  <pic:blipFill>
+                    <a:blip r:embed="rId14"/>
+                    <a:stretch>
+                      <a:fillRect/>
+                    </a:stretch>
+                  </pic:blipFill>
+                  <pic:spPr>
+                    <a:xfrm>
+                      <a:off x="0" y="0"/>
+                      <a:ext cx="5806440" cy="2805837"/>
+                    </a:xfrm>
+                    <a:prstGeom prst="rect"/>
+                  </pic:spPr>
+                </pic:pic>
+              </a:graphicData>
+            </a:graphic>
+          </wp:inline>
+        </w:drawing>
+      </w:r>
+    </w:p>
+    <w:p>
+      <w:pPr>
+        <w:spacing w:after="100"/>
+        <w:jc w:val="center"/>
       </w:pPr>
       <w:r>
         <w:rPr>
           <w:rFonts w:ascii="Calibri" w:hAnsi="Calibri"/>
           <w:b w:val="0"/>
-          <w:sz w:val="22"/>
+          <w:i/>
+          <w:color w:val="333333"/>
+          <w:sz w:val="18"/>
         </w:rPr>
-        <w:t>- prosireni CPU demo: Extended CPU demo test passed</w:t>
+        <w:t>Slika 8.1 - Vivado waveform: ucitavanje instrukcija, izbor scenarija i ulazni test podaci.</w:t>
       </w:r>
     </w:p>
     <w:p>
       <w:pPr>
-        <w:spacing w:before="0" w:after="60" w:line="240" w:lineRule="auto"/>
+        <w:spacing w:after="80" w:before="0" w:line="252" w:lineRule="auto"/>
       </w:pPr>
       <w:r>
         <w:rPr>
           <w:rFonts w:ascii="Calibri" w:hAnsi="Calibri"/>
           <w:b w:val="0"/>
-          <w:sz w:val="22"/>
+          <w:i w:val="0"/>
+          <w:color w:val="111111"/>
+          <w:sz w:val="21"/>
         </w:rPr>
-        <w:t>- u Vivado logu je zabiljezeno 78 linija CPU store observed; testbench za svaki store poredi adresu i podatak sa ocekivanim nizovima.</w:t>
+        <w:t>Oznaka 1 pokazuje takt, reset i dozvolu upisa pri inicijalizaciji. Oznaka 2 pokazuje adrese i podatke koji se upisuju u instrukcionu memoriju. Oznaka 3 pokazuje koji test scenario i program su aktivni. Oznaka 4 pokazuje ulazne podatke koji se kasnije koriste za provjeru rezultata procesora.</w:t>
       </w:r>
     </w:p>
     <w:p>
       <w:pPr>
-        <w:spacing w:before="0" w:after="60" w:line="240" w:lineRule="auto"/>
+        <w:spacing w:after="40"/>
+        <w:jc w:val="center"/>
+      </w:pPr>
+      <w:r>
+        <w:drawing>
+          <wp:inline xmlns:a="http://schemas.openxmlformats.org/drawingml/2006/main" xmlns:pic="http://schemas.openxmlformats.org/drawingml/2006/picture">
+            <wp:extent cx="5806440" cy="2671936"/>
+            <wp:docPr id="4" name="Picture 4"/>
+            <wp:cNvGraphicFramePr>
+              <a:graphicFrameLocks noChangeAspect="1"/>
+            </wp:cNvGraphicFramePr>
+            <a:graphic>
+              <a:graphicData uri="http://schemas.openxmlformats.org/drawingml/2006/picture">
+                <pic:pic>
+                  <pic:nvPicPr>
+                    <pic:cNvPr id="0" name="vivado_waveform_02_annotated.png"/>
+                    <pic:cNvPicPr/>
+                  </pic:nvPicPr>
+                  <pic:blipFill>
+                    <a:blip r:embed="rId15"/>
+                    <a:stretch>
+                      <a:fillRect/>
+                    </a:stretch>
+                  </pic:blipFill>
+                  <pic:spPr>
+                    <a:xfrm>
+                      <a:off x="0" y="0"/>
+                      <a:ext cx="5806440" cy="2671936"/>
+                    </a:xfrm>
+                    <a:prstGeom prst="rect"/>
+                  </pic:spPr>
+                </pic:pic>
+              </a:graphicData>
+            </a:graphic>
+          </wp:inline>
+        </w:drawing>
+      </w:r>
+    </w:p>
+    <w:p>
+      <w:pPr>
+        <w:spacing w:after="100"/>
+        <w:jc w:val="center"/>
       </w:pPr>
       <w:r>
         <w:rPr>
           <w:rFonts w:ascii="Calibri" w:hAnsi="Calibri"/>
           <w:b w:val="0"/>
-          <w:sz w:val="22"/>
+          <w:i/>
+          <w:color w:val="333333"/>
+          <w:sz w:val="18"/>
         </w:rPr>
-        <w:t>Izvod iz Vivado Tcl konzole:</w:t>
+        <w:t>Slika 8.2 - Vivado waveform: ocekivani rezultati za RV32I, Zbb i prosireni scenario.</w:t>
       </w:r>
     </w:p>
     <w:p>
       <w:pPr>
-        <w:spacing w:before="0" w:after="20" w:line="240" w:lineRule="auto"/>
-      </w:pPr>
-      <w:r>
-        <w:rPr>
-          <w:rFonts w:ascii="Consolas" w:hAnsi="Consolas"/>
-          <w:b w:val="0"/>
-          <w:sz w:val="18"/>
-        </w:rPr>
-        <w:t># Vivado v2025.2 (64-bit)</w:t>
-      </w:r>
-    </w:p>
-    <w:p>
-      <w:pPr>
-        <w:spacing w:before="0" w:after="20" w:line="240" w:lineRule="auto"/>
-      </w:pPr>
-      <w:r>
-        <w:rPr>
-          <w:rFonts w:ascii="Consolas" w:hAnsi="Consolas"/>
-          <w:b w:val="0"/>
-          <w:sz w:val="18"/>
-        </w:rPr>
-        <w:t>Running Vivado synthesis check...</w:t>
-      </w:r>
-    </w:p>
-    <w:p>
-      <w:pPr>
-        <w:spacing w:before="0" w:after="20" w:line="240" w:lineRule="auto"/>
-      </w:pPr>
-      <w:r>
-        <w:rPr>
-          <w:rFonts w:ascii="Consolas" w:hAnsi="Consolas"/>
-          <w:b w:val="0"/>
-          <w:sz w:val="18"/>
-        </w:rPr>
-        <w:t>SYNTH_STATUS=synth_design Complete!</w:t>
-      </w:r>
-    </w:p>
-    <w:p>
-      <w:pPr>
-        <w:spacing w:before="0" w:after="20" w:line="240" w:lineRule="auto"/>
-      </w:pPr>
-      <w:r>
-        <w:rPr>
-          <w:rFonts w:ascii="Consolas" w:hAnsi="Consolas"/>
-          <w:b w:val="0"/>
-          <w:sz w:val="18"/>
-        </w:rPr>
-        <w:t>Running Vivado behavioral simulation for ALU_zbb_tb...</w:t>
-      </w:r>
-    </w:p>
-    <w:p>
-      <w:pPr>
-        <w:spacing w:before="0" w:after="20" w:line="240" w:lineRule="auto"/>
-      </w:pPr>
-      <w:r>
-        <w:rPr>
-          <w:rFonts w:ascii="Consolas" w:hAnsi="Consolas"/>
-          <w:b w:val="0"/>
-          <w:sz w:val="18"/>
-        </w:rPr>
-        <w:t>Note: ALU extended tests passed</w:t>
-      </w:r>
-    </w:p>
-    <w:p>
-      <w:pPr>
-        <w:spacing w:before="0" w:after="20" w:line="240" w:lineRule="auto"/>
-      </w:pPr>
-      <w:r>
-        <w:rPr>
-          <w:rFonts w:ascii="Consolas" w:hAnsi="Consolas"/>
-          <w:b w:val="0"/>
-          <w:sz w:val="18"/>
-        </w:rPr>
-        <w:t>Running Vivado behavioral simulation for TOP_testovi...</w:t>
-      </w:r>
-    </w:p>
-    <w:p>
-      <w:pPr>
-        <w:spacing w:before="0" w:after="20" w:line="240" w:lineRule="auto"/>
-      </w:pPr>
-      <w:r>
-        <w:rPr>
-          <w:rFonts w:ascii="Consolas" w:hAnsi="Consolas"/>
-          <w:b w:val="0"/>
-          <w:sz w:val="18"/>
-        </w:rPr>
-        <w:t>Note: Zbb CPU demo test passed</w:t>
-      </w:r>
-    </w:p>
-    <w:p>
-      <w:pPr>
-        <w:spacing w:before="0" w:after="20" w:line="240" w:lineRule="auto"/>
-      </w:pPr>
-      <w:r>
-        <w:rPr>
-          <w:rFonts w:ascii="Consolas" w:hAnsi="Consolas"/>
-          <w:b w:val="0"/>
-          <w:sz w:val="18"/>
-        </w:rPr>
-        <w:t>Running Vivado behavioral simulation for TOP_testovi...</w:t>
-      </w:r>
-    </w:p>
-    <w:p>
-      <w:pPr>
-        <w:spacing w:before="0" w:after="20" w:line="240" w:lineRule="auto"/>
-      </w:pPr>
-      <w:r>
-        <w:rPr>
-          <w:rFonts w:ascii="Consolas" w:hAnsi="Consolas"/>
-          <w:b w:val="0"/>
-          <w:sz w:val="18"/>
-        </w:rPr>
-        <w:t>Note: rv32i regression CPU test passed</w:t>
-      </w:r>
-    </w:p>
-    <w:p>
-      <w:pPr>
-        <w:spacing w:before="0" w:after="20" w:line="240" w:lineRule="auto"/>
-      </w:pPr>
-      <w:r>
-        <w:rPr>
-          <w:rFonts w:ascii="Consolas" w:hAnsi="Consolas"/>
-          <w:b w:val="0"/>
-          <w:sz w:val="18"/>
-        </w:rPr>
-        <w:t>Running Vivado behavioral simulation for TOP_testovi...</w:t>
-      </w:r>
-    </w:p>
-    <w:p>
-      <w:pPr>
-        <w:spacing w:before="0" w:after="20" w:line="240" w:lineRule="auto"/>
-      </w:pPr>
-      <w:r>
-        <w:rPr>
-          <w:rFonts w:ascii="Consolas" w:hAnsi="Consolas"/>
-          <w:b w:val="0"/>
-          <w:sz w:val="18"/>
-        </w:rPr>
-        <w:t>Note: Extended CPU demo test passed</w:t>
-      </w:r>
-    </w:p>
-    <w:p>
-      <w:pPr>
-        <w:spacing w:before="0" w:after="20" w:line="240" w:lineRule="auto"/>
-      </w:pPr>
-      <w:r>
-        <w:rPr>
-          <w:rFonts w:ascii="Consolas" w:hAnsi="Consolas"/>
-          <w:b w:val="0"/>
-          <w:sz w:val="18"/>
-        </w:rPr>
-        <w:t>Vivado checks completed successfully.</w:t>
-      </w:r>
-    </w:p>
-    <w:p>
-      <w:pPr>
-        <w:spacing w:before="0" w:after="60" w:line="240" w:lineRule="auto"/>
+        <w:spacing w:after="80" w:before="0" w:line="252" w:lineRule="auto"/>
       </w:pPr>
       <w:r>
         <w:rPr>
           <w:rFonts w:ascii="Calibri" w:hAnsi="Calibri"/>
           <w:b w:val="0"/>
-          <w:sz w:val="22"/>
+          <w:i w:val="0"/>
+          <w:color w:val="111111"/>
+          <w:sz w:val="21"/>
         </w:rPr>
-        <w:t>Detaljni logovi su sacuvani u output/vivado_all_2026-05-09.log i output/ghdl_all_2026-05-09.log.</w:t>
-      </w:r>
-    </w:p>
-    <w:p>
-      <w:pPr>
-        <w:spacing w:before="0" w:after="60" w:line="240" w:lineRule="auto"/>
-      </w:pPr>
-      <w:r>
-        <w:rPr>
-          <w:rFonts w:ascii="Calibri" w:hAnsi="Calibri"/>
-          <w:b w:val="0"/>
-          <w:sz w:val="22"/>
-        </w:rPr>
-        <w:t>Napomena: GHDL/Vivado prikazuju numeric_std metavalue upozorenja na pocetku simulacije. Ona nisu pad testa, jer simulacija nastavlja rad i zavrsava se pass porukama. Pravi pad bi bio assert failure iz testbencha.</w:t>
-      </w:r>
-    </w:p>
-    <w:p>
-      <w:pPr>
-        <w:spacing w:before="0" w:after="80" w:line="240" w:lineRule="auto"/>
-      </w:pPr>
-      <w:r>
-        <w:rPr>
-          <w:rFonts w:ascii="Calibri" w:hAnsi="Calibri"/>
-          <w:b/>
-          <w:sz w:val="24"/>
-        </w:rPr>
-        <w:t>8.2 uputstvo za Vivado i screenshot dokaz</w:t>
-      </w:r>
-    </w:p>
-    <w:p>
-      <w:pPr>
-        <w:spacing w:before="0" w:after="60" w:line="240" w:lineRule="auto"/>
-      </w:pPr>
-      <w:r>
-        <w:rPr>
-          <w:rFonts w:ascii="Calibri" w:hAnsi="Calibri"/>
-          <w:b w:val="0"/>
-          <w:sz w:val="22"/>
-        </w:rPr>
-        <w:t>Za rucno otvaranje projekta u Vivadu treba pokrenuti Vivado 2025.2, izabrati Open Project i otvoriti rv32i/vivado_projekat/vivado_projekat.xpr. Upozorenje o dugoj putanji nije VHDL greska i moze se nastaviti.</w:t>
-      </w:r>
-    </w:p>
-    <w:p>
-      <w:pPr>
-        <w:spacing w:before="0" w:after="60" w:line="240" w:lineRule="auto"/>
-      </w:pPr>
-      <w:r>
-        <w:rPr>
-          <w:rFonts w:ascii="Calibri" w:hAnsi="Calibri"/>
-          <w:b w:val="0"/>
-          <w:sz w:val="22"/>
-        </w:rPr>
-        <w:t>Za osnovnu GUI provjeru ide se na Simulation -&gt; Run Simulation -&gt; Run Behavioral Simulation. Podrazumijevani scenario je Zbb demo, pa je ocekivana poruka u Tcl konzoli: Note: Zbb CPU demo test passed.</w:t>
-      </w:r>
-    </w:p>
-    <w:p>
-      <w:pPr>
-        <w:spacing w:before="0" w:after="60" w:line="240" w:lineRule="auto"/>
-      </w:pPr>
-      <w:r>
-        <w:rPr>
-          <w:rFonts w:ascii="Calibri" w:hAnsi="Calibri"/>
-          <w:b w:val="0"/>
-          <w:sz w:val="22"/>
-        </w:rPr>
-        <w:t>Za kompletan dokaz je prakticnije pokrenuti batch provjeru iz PowerShell-a: powershell -ExecutionPolicy Bypass -File .\scripts\run_vivado_checks.ps1 -Scenario all. Tada se jednim pokretanjem dobijaju sinteza, ALU test, Zbb demo, RV32I regresija i prosireni CPU demo.</w:t>
-      </w:r>
-    </w:p>
-    <w:p>
-      <w:pPr>
-        <w:spacing w:before="0" w:after="60" w:line="240" w:lineRule="auto"/>
-      </w:pPr>
-      <w:r>
-        <w:rPr>
-          <w:rFonts w:ascii="Calibri" w:hAnsi="Calibri"/>
-          <w:b w:val="0"/>
-          <w:sz w:val="22"/>
-        </w:rPr>
-        <w:t>Ako treba screenshot, najkorisnije je screenshotovati Tcl konzolu gdje se vide SYNTH_STATUS=synth_design Complete!, ALU extended tests passed, Zbb CPU demo test passed, rv32i regression CPU test passed, Extended CPU demo test passed i Vivado checks completed successfully.</w:t>
-      </w:r>
-    </w:p>
-    <w:p>
-      <w:pPr>
-        <w:spacing w:before="0" w:after="60" w:line="240" w:lineRule="auto"/>
-      </w:pPr>
-      <w:r>
-        <w:rPr>
-          <w:rFonts w:ascii="Calibri" w:hAnsi="Calibri"/>
-          <w:b w:val="0"/>
-          <w:sz w:val="22"/>
-        </w:rPr>
-        <w:t>Waveform screenshot nije neophodan za dokaz ispravnosti, jer testbench vec automatski poredi store adrese i podatke. Ako se ipak trazi vizuelni dodatak, u waveform treba dodati signale clk, reset, addrb_instr_32_s, instr_mem_cpu_s, wea_data_s, addra_data_32_s i dina_data_s, sa radix podesavanjem na hexadecimal.</w:t>
-      </w:r>
-    </w:p>
-    <w:p>
-      <w:pPr>
-        <w:spacing w:before="0" w:after="60" w:line="240" w:lineRule="auto"/>
-      </w:pPr>
-      <w:r>
-        <w:rPr>
-          <w:rFonts w:ascii="Calibri" w:hAnsi="Calibri"/>
-          <w:b w:val="0"/>
-          <w:sz w:val="22"/>
-        </w:rPr>
-        <w:t>Korisni primjeri za waveform su kraj Zbb demo scenarija, gdje se vidi store addr=0x00000044 data=0xFFFFF000, ili kraj prosirenog demo scenarija, gdje se vidi store addr=0x00000100 data=0x000000D6.</w:t>
-      </w:r>
-    </w:p>
-    <w:p>
-      <w:pPr>
-        <w:spacing w:before="0" w:after="60" w:line="240" w:lineRule="auto"/>
-      </w:pPr>
-      <w:r>
-        <w:rPr>
-          <w:rFonts w:ascii="Calibri" w:hAnsi="Calibri"/>
-          <w:b w:val="0"/>
-          <w:sz w:val="22"/>
-        </w:rPr>
-        <w:t>Detaljnije korak-po-korak uputstvo je sacuvano u output/vivado_uputstvo_za_pokretanje_2026-05-09.md.</w:t>
+        <w:t>Oznaka 1 prikazuje aktivan scenario i putanju programa. Oznaka 2 izdvaja RV32I ulaze i ocekivane rezultate. Oznaka 3 izdvaja Zbb rezultate, a oznaka 4 prosireni test. Testbench prati store operacije procesora i poredi dobijene adrese i podatke sa ovim ocekivanim nizovima.</w:t>
       </w:r>
     </w:p>
     <w:p>
